--- a/Kubernetes Architecture.docx
+++ b/Kubernetes Architecture.docx
@@ -5,6 +5,7 @@
     <w:p>
       <w:pPr>
         <w:pStyle w:val="Heading1"/>
+        <w:jc w:val="center"/>
         <w:rPr>
           <w:rFonts w:ascii="Times New Roman" w:hAnsi="Times New Roman" w:cs="Times New Roman"/>
           <w:b/>
@@ -13,16 +14,6 @@
           <w:szCs w:val="52"/>
         </w:rPr>
       </w:pPr>
-      <w:r>
-        <w:rPr>
-          <w:rFonts w:ascii="Times New Roman" w:hAnsi="Times New Roman" w:cs="Times New Roman"/>
-          <w:b/>
-          <w:bCs/>
-          <w:sz w:val="52"/>
-          <w:szCs w:val="52"/>
-        </w:rPr>
-        <w:t xml:space="preserve">                     </w:t>
-      </w:r>
       <w:r>
         <w:rPr>
           <w:rFonts w:ascii="Times New Roman" w:hAnsi="Times New Roman" w:cs="Times New Roman"/>
@@ -61,8 +52,14 @@
           <w:ilvl w:val="0"/>
           <w:numId w:val="28"/>
         </w:numPr>
-      </w:pPr>
-      <w:r>
+        <w:rPr>
+          <w:rFonts w:ascii="Times New Roman" w:hAnsi="Times New Roman" w:cs="Times New Roman"/>
+        </w:rPr>
+      </w:pPr>
+      <w:r>
+        <w:rPr>
+          <w:rFonts w:ascii="Times New Roman" w:hAnsi="Times New Roman" w:cs="Times New Roman"/>
+        </w:rPr>
         <w:t>Kubernetes cluster is a combination of nodes</w:t>
       </w:r>
     </w:p>
@@ -73,8 +70,14 @@
           <w:ilvl w:val="0"/>
           <w:numId w:val="28"/>
         </w:numPr>
-      </w:pPr>
-      <w:r>
+        <w:rPr>
+          <w:rFonts w:ascii="Times New Roman" w:hAnsi="Times New Roman" w:cs="Times New Roman"/>
+        </w:rPr>
+      </w:pPr>
+      <w:r>
+        <w:rPr>
+          <w:rFonts w:ascii="Times New Roman" w:hAnsi="Times New Roman" w:cs="Times New Roman"/>
+        </w:rPr>
         <w:t>A node is nothing but a VM (or machine)</w:t>
       </w:r>
     </w:p>
@@ -85,24 +88,59 @@
           <w:ilvl w:val="0"/>
           <w:numId w:val="28"/>
         </w:numPr>
-      </w:pPr>
-      <w:r>
-        <w:t>Every cluster has two types of nodes:</w:t>
-      </w:r>
+        <w:rPr>
+          <w:rFonts w:ascii="Times New Roman" w:hAnsi="Times New Roman" w:cs="Times New Roman"/>
+        </w:rPr>
+      </w:pPr>
+      <w:r>
+        <w:rPr>
+          <w:rFonts w:ascii="Times New Roman" w:hAnsi="Times New Roman" w:cs="Times New Roman"/>
+        </w:rPr>
+        <w:t xml:space="preserve">A Kubernetes cluster has </w:t>
+      </w:r>
+      <w:r>
+        <w:rPr>
+          <w:rFonts w:ascii="Times New Roman" w:hAnsi="Times New Roman" w:cs="Times New Roman"/>
+        </w:rPr>
+        <w:t>2 main parts:</w:t>
+      </w:r>
+    </w:p>
+    <w:p>
+      <w:pPr>
+        <w:pStyle w:val="ListParagraph"/>
+        <w:rPr>
+          <w:rFonts w:ascii="Times New Roman" w:hAnsi="Times New Roman" w:cs="Times New Roman"/>
+        </w:rPr>
+      </w:pPr>
     </w:p>
     <w:p>
       <w:pPr>
         <w:pStyle w:val="ListParagraph"/>
         <w:numPr>
           <w:ilvl w:val="0"/>
-          <w:numId w:val="28"/>
+          <w:numId w:val="34"/>
         </w:numPr>
-      </w:pPr>
-      <w:r>
-        <w:t xml:space="preserve">A Kubernetes cluster has </w:t>
-      </w:r>
-      <w:r>
-        <w:t>2 main parts:</w:t>
+        <w:rPr>
+          <w:rFonts w:ascii="Times New Roman" w:hAnsi="Times New Roman" w:cs="Times New Roman"/>
+        </w:rPr>
+      </w:pPr>
+      <w:r>
+        <w:rPr>
+          <w:rFonts w:ascii="Times New Roman" w:hAnsi="Times New Roman" w:cs="Times New Roman"/>
+        </w:rPr>
+        <w:t>Master Node</w:t>
+      </w:r>
+      <w:r>
+        <w:rPr>
+          <w:rFonts w:ascii="Times New Roman" w:hAnsi="Times New Roman" w:cs="Times New Roman"/>
+        </w:rPr>
+        <w:t xml:space="preserve"> </w:t>
+      </w:r>
+      <w:r>
+        <w:rPr>
+          <w:rFonts w:ascii="Times New Roman" w:hAnsi="Times New Roman" w:cs="Times New Roman"/>
+        </w:rPr>
+        <w:t>(Control Plane)</w:t>
       </w:r>
     </w:p>
     <w:p>
@@ -110,28 +148,16 @@
         <w:pStyle w:val="ListParagraph"/>
         <w:numPr>
           <w:ilvl w:val="0"/>
-          <w:numId w:val="28"/>
+          <w:numId w:val="34"/>
         </w:numPr>
-      </w:pPr>
-      <w:r>
-        <w:t>Master Node</w:t>
-      </w:r>
-      <w:r>
-        <w:t xml:space="preserve"> </w:t>
-      </w:r>
-      <w:r>
-        <w:t>(Control Plane)</w:t>
-      </w:r>
-    </w:p>
-    <w:p>
-      <w:pPr>
-        <w:pStyle w:val="ListParagraph"/>
-        <w:numPr>
-          <w:ilvl w:val="0"/>
-          <w:numId w:val="28"/>
-        </w:numPr>
-      </w:pPr>
-      <w:r>
+        <w:rPr>
+          <w:rFonts w:ascii="Times New Roman" w:hAnsi="Times New Roman" w:cs="Times New Roman"/>
+        </w:rPr>
+      </w:pPr>
+      <w:r>
+        <w:rPr>
+          <w:rFonts w:ascii="Times New Roman" w:hAnsi="Times New Roman" w:cs="Times New Roman"/>
+        </w:rPr>
         <w:t xml:space="preserve">Worker Nodes </w:t>
       </w:r>
     </w:p>
@@ -160,8 +186,14 @@
           <w:ilvl w:val="0"/>
           <w:numId w:val="27"/>
         </w:numPr>
-      </w:pPr>
-      <w:r>
+        <w:rPr>
+          <w:rFonts w:ascii="Times New Roman" w:hAnsi="Times New Roman" w:cs="Times New Roman"/>
+        </w:rPr>
+      </w:pPr>
+      <w:r>
+        <w:rPr>
+          <w:rFonts w:ascii="Times New Roman" w:hAnsi="Times New Roman" w:cs="Times New Roman"/>
+        </w:rPr>
         <w:t>The master node manages the whole cluster and makes decisions.</w:t>
       </w:r>
     </w:p>
@@ -172,8 +204,14 @@
           <w:ilvl w:val="0"/>
           <w:numId w:val="27"/>
         </w:numPr>
-      </w:pPr>
-      <w:r>
+        <w:rPr>
+          <w:rFonts w:ascii="Times New Roman" w:hAnsi="Times New Roman" w:cs="Times New Roman"/>
+        </w:rPr>
+      </w:pPr>
+      <w:r>
+        <w:rPr>
+          <w:rFonts w:ascii="Times New Roman" w:hAnsi="Times New Roman" w:cs="Times New Roman"/>
+        </w:rPr>
         <w:t>Master node is the heart of the cluster</w:t>
       </w:r>
     </w:p>
@@ -184,8 +222,14 @@
           <w:ilvl w:val="0"/>
           <w:numId w:val="27"/>
         </w:numPr>
-      </w:pPr>
-      <w:r>
+        <w:rPr>
+          <w:rFonts w:ascii="Times New Roman" w:hAnsi="Times New Roman" w:cs="Times New Roman"/>
+        </w:rPr>
+      </w:pPr>
+      <w:r>
+        <w:rPr>
+          <w:rFonts w:ascii="Times New Roman" w:hAnsi="Times New Roman" w:cs="Times New Roman"/>
+        </w:rPr>
         <w:t>Master node is responsible to make worker nodes available</w:t>
       </w:r>
     </w:p>
@@ -196,8 +240,14 @@
           <w:ilvl w:val="0"/>
           <w:numId w:val="27"/>
         </w:numPr>
-      </w:pPr>
-      <w:r>
+        <w:rPr>
+          <w:rFonts w:ascii="Times New Roman" w:hAnsi="Times New Roman" w:cs="Times New Roman"/>
+        </w:rPr>
+      </w:pPr>
+      <w:r>
+        <w:rPr>
+          <w:rFonts w:ascii="Times New Roman" w:hAnsi="Times New Roman" w:cs="Times New Roman"/>
+        </w:rPr>
         <w:t>Without master node, you cannot get any worker node</w:t>
       </w:r>
     </w:p>
@@ -208,14 +258,26 @@
           <w:ilvl w:val="0"/>
           <w:numId w:val="27"/>
         </w:numPr>
-      </w:pPr>
-      <w:r>
+        <w:rPr>
+          <w:rFonts w:ascii="Times New Roman" w:hAnsi="Times New Roman" w:cs="Times New Roman"/>
+        </w:rPr>
+      </w:pPr>
+      <w:r>
+        <w:rPr>
+          <w:rFonts w:ascii="Times New Roman" w:hAnsi="Times New Roman" w:cs="Times New Roman"/>
+        </w:rPr>
         <w:t>Usually</w:t>
       </w:r>
       <w:r>
+        <w:rPr>
+          <w:rFonts w:ascii="Times New Roman" w:hAnsi="Times New Roman" w:cs="Times New Roman"/>
+        </w:rPr>
         <w:t>,</w:t>
       </w:r>
       <w:r>
+        <w:rPr>
+          <w:rFonts w:ascii="Times New Roman" w:hAnsi="Times New Roman" w:cs="Times New Roman"/>
+        </w:rPr>
         <w:t xml:space="preserve"> every cluster has one master and multiple worker nodes</w:t>
       </w:r>
     </w:p>
@@ -226,8 +288,14 @@
           <w:ilvl w:val="0"/>
           <w:numId w:val="27"/>
         </w:numPr>
-      </w:pPr>
-      <w:r>
+        <w:rPr>
+          <w:rFonts w:ascii="Times New Roman" w:hAnsi="Times New Roman" w:cs="Times New Roman"/>
+        </w:rPr>
+      </w:pPr>
+      <w:r>
+        <w:rPr>
+          <w:rFonts w:ascii="Times New Roman" w:hAnsi="Times New Roman" w:cs="Times New Roman"/>
+        </w:rPr>
         <w:t>Master node has 4 main components</w:t>
       </w:r>
     </w:p>
@@ -258,6 +326,8 @@
         </w:numPr>
         <w:rPr>
           <w:rFonts w:ascii="Times New Roman" w:hAnsi="Times New Roman" w:cs="Times New Roman"/>
+          <w:b/>
+          <w:bCs/>
           <w:i w:val="0"/>
           <w:iCs w:val="0"/>
         </w:rPr>
@@ -265,6 +335,8 @@
       <w:r>
         <w:rPr>
           <w:rFonts w:ascii="Times New Roman" w:hAnsi="Times New Roman" w:cs="Times New Roman"/>
+          <w:b/>
+          <w:bCs/>
           <w:i w:val="0"/>
           <w:iCs w:val="0"/>
         </w:rPr>
@@ -276,10 +348,16 @@
         <w:pStyle w:val="ListParagraph"/>
         <w:numPr>
           <w:ilvl w:val="0"/>
-          <w:numId w:val="29"/>
+          <w:numId w:val="33"/>
         </w:numPr>
-      </w:pPr>
-      <w:r>
+        <w:rPr>
+          <w:rFonts w:ascii="Times New Roman" w:hAnsi="Times New Roman" w:cs="Times New Roman"/>
+        </w:rPr>
+      </w:pPr>
+      <w:r>
+        <w:rPr>
+          <w:rFonts w:ascii="Times New Roman" w:hAnsi="Times New Roman" w:cs="Times New Roman"/>
+        </w:rPr>
         <w:t>It is an entry point of the cluster</w:t>
       </w:r>
     </w:p>
@@ -288,10 +366,16 @@
         <w:pStyle w:val="ListParagraph"/>
         <w:numPr>
           <w:ilvl w:val="0"/>
-          <w:numId w:val="29"/>
+          <w:numId w:val="33"/>
         </w:numPr>
-      </w:pPr>
-      <w:r>
+        <w:rPr>
+          <w:rFonts w:ascii="Times New Roman" w:hAnsi="Times New Roman" w:cs="Times New Roman"/>
+        </w:rPr>
+      </w:pPr>
+      <w:r>
+        <w:rPr>
+          <w:rFonts w:ascii="Times New Roman" w:hAnsi="Times New Roman" w:cs="Times New Roman"/>
+        </w:rPr>
         <w:t>Whenever you run a command, the first request goes to the API Server only</w:t>
       </w:r>
     </w:p>
@@ -300,18 +384,25 @@
         <w:pStyle w:val="ListParagraph"/>
         <w:numPr>
           <w:ilvl w:val="0"/>
-          <w:numId w:val="29"/>
+          <w:numId w:val="33"/>
         </w:numPr>
-      </w:pPr>
-      <w:r>
+        <w:rPr>
+          <w:rFonts w:ascii="Times New Roman" w:hAnsi="Times New Roman" w:cs="Times New Roman"/>
+        </w:rPr>
+      </w:pPr>
+      <w:r>
+        <w:rPr>
+          <w:rFonts w:ascii="Times New Roman" w:hAnsi="Times New Roman" w:cs="Times New Roman"/>
+        </w:rPr>
         <w:t>It validates requests and updates cluster state</w:t>
       </w:r>
     </w:p>
     <w:p>
       <w:pPr>
+        <w:pStyle w:val="ListParagraph"/>
         <w:numPr>
           <w:ilvl w:val="0"/>
-          <w:numId w:val="4"/>
+          <w:numId w:val="33"/>
         </w:numPr>
         <w:rPr>
           <w:rFonts w:ascii="Times New Roman" w:hAnsi="Times New Roman" w:cs="Times New Roman"/>
@@ -333,6 +424,8 @@
         </w:numPr>
         <w:rPr>
           <w:rFonts w:ascii="Times New Roman" w:hAnsi="Times New Roman" w:cs="Times New Roman"/>
+          <w:b/>
+          <w:bCs/>
           <w:i w:val="0"/>
           <w:iCs w:val="0"/>
         </w:rPr>
@@ -341,6 +434,8 @@
       <w:r>
         <w:rPr>
           <w:rFonts w:ascii="Times New Roman" w:hAnsi="Times New Roman" w:cs="Times New Roman"/>
+          <w:b/>
+          <w:bCs/>
           <w:i w:val="0"/>
           <w:iCs w:val="0"/>
         </w:rPr>
@@ -355,8 +450,14 @@
           <w:ilvl w:val="0"/>
           <w:numId w:val="30"/>
         </w:numPr>
-      </w:pPr>
-      <w:r>
+        <w:rPr>
+          <w:rFonts w:ascii="Times New Roman" w:hAnsi="Times New Roman" w:cs="Times New Roman"/>
+        </w:rPr>
+      </w:pPr>
+      <w:r>
+        <w:rPr>
+          <w:rFonts w:ascii="Times New Roman" w:hAnsi="Times New Roman" w:cs="Times New Roman"/>
+        </w:rPr>
         <w:t>It is a key-value store</w:t>
       </w:r>
     </w:p>
@@ -367,8 +468,14 @@
           <w:ilvl w:val="0"/>
           <w:numId w:val="30"/>
         </w:numPr>
-      </w:pPr>
-      <w:r>
+        <w:rPr>
+          <w:rFonts w:ascii="Times New Roman" w:hAnsi="Times New Roman" w:cs="Times New Roman"/>
+        </w:rPr>
+      </w:pPr>
+      <w:r>
+        <w:rPr>
+          <w:rFonts w:ascii="Times New Roman" w:hAnsi="Times New Roman" w:cs="Times New Roman"/>
+        </w:rPr>
         <w:t>Stores entire cluster data/state (pods, nodes, configs, secrets, etc.)</w:t>
       </w:r>
     </w:p>
@@ -381,6 +488,8 @@
         </w:numPr>
         <w:rPr>
           <w:rFonts w:ascii="Times New Roman" w:hAnsi="Times New Roman" w:cs="Times New Roman"/>
+          <w:b/>
+          <w:bCs/>
           <w:i w:val="0"/>
           <w:iCs w:val="0"/>
         </w:rPr>
@@ -388,6 +497,8 @@
       <w:r>
         <w:rPr>
           <w:rFonts w:ascii="Times New Roman" w:hAnsi="Times New Roman" w:cs="Times New Roman"/>
+          <w:b/>
+          <w:bCs/>
           <w:i w:val="0"/>
           <w:iCs w:val="0"/>
         </w:rPr>
@@ -401,8 +512,14 @@
           <w:ilvl w:val="0"/>
           <w:numId w:val="31"/>
         </w:numPr>
-      </w:pPr>
-      <w:r>
+        <w:rPr>
+          <w:rFonts w:ascii="Times New Roman" w:hAnsi="Times New Roman" w:cs="Times New Roman"/>
+        </w:rPr>
+      </w:pPr>
+      <w:r>
+        <w:rPr>
+          <w:rFonts w:ascii="Times New Roman" w:hAnsi="Times New Roman" w:cs="Times New Roman"/>
+        </w:rPr>
         <w:t>Decides on which worker node a pod should run</w:t>
       </w:r>
     </w:p>
@@ -413,8 +530,14 @@
           <w:ilvl w:val="0"/>
           <w:numId w:val="31"/>
         </w:numPr>
-      </w:pPr>
-      <w:r>
+        <w:rPr>
+          <w:rFonts w:ascii="Times New Roman" w:hAnsi="Times New Roman" w:cs="Times New Roman"/>
+        </w:rPr>
+      </w:pPr>
+      <w:r>
+        <w:rPr>
+          <w:rFonts w:ascii="Times New Roman" w:hAnsi="Times New Roman" w:cs="Times New Roman"/>
+        </w:rPr>
         <w:t>Checks CPU, memory, resources, availability</w:t>
       </w:r>
     </w:p>
@@ -427,6 +550,8 @@
         </w:numPr>
         <w:rPr>
           <w:rFonts w:ascii="Times New Roman" w:hAnsi="Times New Roman" w:cs="Times New Roman"/>
+          <w:b/>
+          <w:bCs/>
           <w:i w:val="0"/>
           <w:iCs w:val="0"/>
         </w:rPr>
@@ -434,6 +559,8 @@
       <w:r>
         <w:rPr>
           <w:rFonts w:ascii="Times New Roman" w:hAnsi="Times New Roman" w:cs="Times New Roman"/>
+          <w:b/>
+          <w:bCs/>
           <w:i w:val="0"/>
           <w:iCs w:val="0"/>
         </w:rPr>
@@ -447,8 +574,14 @@
           <w:ilvl w:val="0"/>
           <w:numId w:val="32"/>
         </w:numPr>
-      </w:pPr>
-      <w:r>
+        <w:rPr>
+          <w:rFonts w:ascii="Times New Roman" w:hAnsi="Times New Roman" w:cs="Times New Roman"/>
+        </w:rPr>
+      </w:pPr>
+      <w:r>
+        <w:rPr>
+          <w:rFonts w:ascii="Times New Roman" w:hAnsi="Times New Roman" w:cs="Times New Roman"/>
+        </w:rPr>
         <w:t>Ensures desired state = actual state</w:t>
       </w:r>
     </w:p>
@@ -459,10 +592,23 @@
           <w:ilvl w:val="0"/>
           <w:numId w:val="32"/>
         </w:numPr>
-      </w:pPr>
-      <w:r>
+        <w:rPr>
+          <w:rFonts w:ascii="Times New Roman" w:hAnsi="Times New Roman" w:cs="Times New Roman"/>
+        </w:rPr>
+      </w:pPr>
+      <w:r>
+        <w:rPr>
+          <w:rFonts w:ascii="Times New Roman" w:hAnsi="Times New Roman" w:cs="Times New Roman"/>
+        </w:rPr>
         <w:t>If something fails (pod crashes), it creates/restarts it</w:t>
       </w:r>
+    </w:p>
+    <w:p>
+      <w:pPr>
+        <w:rPr>
+          <w:rFonts w:ascii="Times New Roman" w:hAnsi="Times New Roman" w:cs="Times New Roman"/>
+        </w:rPr>
+      </w:pPr>
     </w:p>
     <w:p>
       <w:pPr>
@@ -526,8 +672,14 @@
           <w:ilvl w:val="0"/>
           <w:numId w:val="22"/>
         </w:numPr>
-      </w:pPr>
-      <w:r>
+        <w:rPr>
+          <w:rFonts w:ascii="Times New Roman" w:hAnsi="Times New Roman" w:cs="Times New Roman"/>
+        </w:rPr>
+      </w:pPr>
+      <w:r>
+        <w:rPr>
+          <w:rFonts w:ascii="Times New Roman" w:hAnsi="Times New Roman" w:cs="Times New Roman"/>
+        </w:rPr>
         <w:t>Worker node is where applications actually run</w:t>
       </w:r>
     </w:p>
@@ -538,8 +690,14 @@
           <w:ilvl w:val="0"/>
           <w:numId w:val="22"/>
         </w:numPr>
-      </w:pPr>
-      <w:r>
+        <w:rPr>
+          <w:rFonts w:ascii="Times New Roman" w:hAnsi="Times New Roman" w:cs="Times New Roman"/>
+        </w:rPr>
+      </w:pPr>
+      <w:r>
+        <w:rPr>
+          <w:rFonts w:ascii="Times New Roman" w:hAnsi="Times New Roman" w:cs="Times New Roman"/>
+        </w:rPr>
         <w:t>It runs Pods and Containers</w:t>
       </w:r>
     </w:p>
@@ -550,8 +708,14 @@
           <w:ilvl w:val="0"/>
           <w:numId w:val="22"/>
         </w:numPr>
-      </w:pPr>
-      <w:r>
+        <w:rPr>
+          <w:rFonts w:ascii="Times New Roman" w:hAnsi="Times New Roman" w:cs="Times New Roman"/>
+        </w:rPr>
+      </w:pPr>
+      <w:r>
+        <w:rPr>
+          <w:rFonts w:ascii="Times New Roman" w:hAnsi="Times New Roman" w:cs="Times New Roman"/>
+        </w:rPr>
         <w:t>It receives instructions from the Master Node</w:t>
       </w:r>
     </w:p>
@@ -562,8 +726,14 @@
           <w:ilvl w:val="0"/>
           <w:numId w:val="22"/>
         </w:numPr>
-      </w:pPr>
-      <w:r>
+        <w:rPr>
+          <w:rFonts w:ascii="Times New Roman" w:hAnsi="Times New Roman" w:cs="Times New Roman"/>
+        </w:rPr>
+      </w:pPr>
+      <w:r>
+        <w:rPr>
+          <w:rFonts w:ascii="Times New Roman" w:hAnsi="Times New Roman" w:cs="Times New Roman"/>
+        </w:rPr>
         <w:t>A cluster can have multiple worker nodes</w:t>
       </w:r>
     </w:p>
@@ -574,8 +744,14 @@
           <w:ilvl w:val="0"/>
           <w:numId w:val="22"/>
         </w:numPr>
-      </w:pPr>
-      <w:r>
+        <w:rPr>
+          <w:rFonts w:ascii="Times New Roman" w:hAnsi="Times New Roman" w:cs="Times New Roman"/>
+        </w:rPr>
+      </w:pPr>
+      <w:r>
+        <w:rPr>
+          <w:rFonts w:ascii="Times New Roman" w:hAnsi="Times New Roman" w:cs="Times New Roman"/>
+        </w:rPr>
         <w:t>Without worker nodes, applications cannot run</w:t>
       </w:r>
     </w:p>
@@ -614,12 +790,20 @@
         </w:numPr>
         <w:rPr>
           <w:rFonts w:ascii="Times New Roman" w:hAnsi="Times New Roman" w:cs="Times New Roman"/>
+          <w:b/>
+          <w:bCs/>
+          <w:i w:val="0"/>
+          <w:iCs w:val="0"/>
         </w:rPr>
       </w:pPr>
       <w:proofErr w:type="spellStart"/>
       <w:r>
         <w:rPr>
           <w:rFonts w:ascii="Times New Roman" w:hAnsi="Times New Roman" w:cs="Times New Roman"/>
+          <w:b/>
+          <w:bCs/>
+          <w:i w:val="0"/>
+          <w:iCs w:val="0"/>
         </w:rPr>
         <w:t>Kubelet</w:t>
       </w:r>
@@ -632,8 +816,14 @@
           <w:ilvl w:val="0"/>
           <w:numId w:val="26"/>
         </w:numPr>
-      </w:pPr>
-      <w:r>
+        <w:rPr>
+          <w:rFonts w:ascii="Times New Roman" w:hAnsi="Times New Roman" w:cs="Times New Roman"/>
+        </w:rPr>
+      </w:pPr>
+      <w:r>
+        <w:rPr>
+          <w:rFonts w:ascii="Times New Roman" w:hAnsi="Times New Roman" w:cs="Times New Roman"/>
+        </w:rPr>
         <w:t>It is an agent running on each worker node</w:t>
       </w:r>
     </w:p>
@@ -644,8 +834,14 @@
           <w:ilvl w:val="0"/>
           <w:numId w:val="26"/>
         </w:numPr>
-      </w:pPr>
-      <w:r>
+        <w:rPr>
+          <w:rFonts w:ascii="Times New Roman" w:hAnsi="Times New Roman" w:cs="Times New Roman"/>
+        </w:rPr>
+      </w:pPr>
+      <w:r>
+        <w:rPr>
+          <w:rFonts w:ascii="Times New Roman" w:hAnsi="Times New Roman" w:cs="Times New Roman"/>
+        </w:rPr>
         <w:t>It communicates with the API Server</w:t>
       </w:r>
     </w:p>
@@ -656,8 +852,14 @@
           <w:ilvl w:val="0"/>
           <w:numId w:val="26"/>
         </w:numPr>
-      </w:pPr>
-      <w:r>
+        <w:rPr>
+          <w:rFonts w:ascii="Times New Roman" w:hAnsi="Times New Roman" w:cs="Times New Roman"/>
+        </w:rPr>
+      </w:pPr>
+      <w:r>
+        <w:rPr>
+          <w:rFonts w:ascii="Times New Roman" w:hAnsi="Times New Roman" w:cs="Times New Roman"/>
+        </w:rPr>
         <w:t>It ensures containers are running properly</w:t>
       </w:r>
     </w:p>
@@ -668,16 +870,28 @@
           <w:ilvl w:val="0"/>
           <w:numId w:val="26"/>
         </w:numPr>
-      </w:pPr>
-      <w:r>
+        <w:rPr>
+          <w:rFonts w:ascii="Times New Roman" w:hAnsi="Times New Roman" w:cs="Times New Roman"/>
+        </w:rPr>
+      </w:pPr>
+      <w:r>
+        <w:rPr>
+          <w:rFonts w:ascii="Times New Roman" w:hAnsi="Times New Roman" w:cs="Times New Roman"/>
+        </w:rPr>
         <w:t xml:space="preserve">If a pod is not running, </w:t>
       </w:r>
       <w:proofErr w:type="spellStart"/>
       <w:r>
+        <w:rPr>
+          <w:rFonts w:ascii="Times New Roman" w:hAnsi="Times New Roman" w:cs="Times New Roman"/>
+        </w:rPr>
         <w:t>kubelet</w:t>
       </w:r>
       <w:proofErr w:type="spellEnd"/>
       <w:r>
+        <w:rPr>
+          <w:rFonts w:ascii="Times New Roman" w:hAnsi="Times New Roman" w:cs="Times New Roman"/>
+        </w:rPr>
         <w:t xml:space="preserve"> tries to fix it</w:t>
       </w:r>
     </w:p>
@@ -690,11 +904,15 @@
         </w:numPr>
         <w:rPr>
           <w:rFonts w:ascii="Times New Roman" w:hAnsi="Times New Roman" w:cs="Times New Roman"/>
-        </w:rPr>
-      </w:pPr>
-      <w:r>
-        <w:rPr>
-          <w:rFonts w:ascii="Times New Roman" w:hAnsi="Times New Roman" w:cs="Times New Roman"/>
+          <w:b/>
+          <w:bCs/>
+        </w:rPr>
+      </w:pPr>
+      <w:r>
+        <w:rPr>
+          <w:rFonts w:ascii="Times New Roman" w:hAnsi="Times New Roman" w:cs="Times New Roman"/>
+          <w:b/>
+          <w:bCs/>
         </w:rPr>
         <w:t>Kube-proxy</w:t>
       </w:r>
@@ -706,8 +924,14 @@
           <w:ilvl w:val="0"/>
           <w:numId w:val="25"/>
         </w:numPr>
-      </w:pPr>
-      <w:r>
+        <w:rPr>
+          <w:rFonts w:ascii="Times New Roman" w:hAnsi="Times New Roman" w:cs="Times New Roman"/>
+        </w:rPr>
+      </w:pPr>
+      <w:r>
+        <w:rPr>
+          <w:rFonts w:ascii="Times New Roman" w:hAnsi="Times New Roman" w:cs="Times New Roman"/>
+        </w:rPr>
         <w:t>It handles networking inside the cluster</w:t>
       </w:r>
     </w:p>
@@ -718,8 +942,14 @@
           <w:ilvl w:val="0"/>
           <w:numId w:val="25"/>
         </w:numPr>
-      </w:pPr>
-      <w:r>
+        <w:rPr>
+          <w:rFonts w:ascii="Times New Roman" w:hAnsi="Times New Roman" w:cs="Times New Roman"/>
+        </w:rPr>
+      </w:pPr>
+      <w:r>
+        <w:rPr>
+          <w:rFonts w:ascii="Times New Roman" w:hAnsi="Times New Roman" w:cs="Times New Roman"/>
+        </w:rPr>
         <w:t>It provides load balancing</w:t>
       </w:r>
     </w:p>
@@ -730,8 +960,14 @@
           <w:ilvl w:val="0"/>
           <w:numId w:val="25"/>
         </w:numPr>
-      </w:pPr>
-      <w:r>
+        <w:rPr>
+          <w:rFonts w:ascii="Times New Roman" w:hAnsi="Times New Roman" w:cs="Times New Roman"/>
+        </w:rPr>
+      </w:pPr>
+      <w:r>
+        <w:rPr>
+          <w:rFonts w:ascii="Times New Roman" w:hAnsi="Times New Roman" w:cs="Times New Roman"/>
+        </w:rPr>
         <w:t>It routes traffic to the correct pod</w:t>
       </w:r>
     </w:p>
@@ -744,11 +980,15 @@
         </w:numPr>
         <w:rPr>
           <w:rFonts w:ascii="Times New Roman" w:hAnsi="Times New Roman" w:cs="Times New Roman"/>
-        </w:rPr>
-      </w:pPr>
-      <w:r>
-        <w:rPr>
-          <w:rFonts w:ascii="Times New Roman" w:hAnsi="Times New Roman" w:cs="Times New Roman"/>
+          <w:b/>
+          <w:bCs/>
+        </w:rPr>
+      </w:pPr>
+      <w:r>
+        <w:rPr>
+          <w:rFonts w:ascii="Times New Roman" w:hAnsi="Times New Roman" w:cs="Times New Roman"/>
+          <w:b/>
+          <w:bCs/>
         </w:rPr>
         <w:t>Container Runtime</w:t>
       </w:r>
@@ -760,8 +1000,14 @@
           <w:ilvl w:val="0"/>
           <w:numId w:val="24"/>
         </w:numPr>
-      </w:pPr>
-      <w:r>
+        <w:rPr>
+          <w:rFonts w:ascii="Times New Roman" w:hAnsi="Times New Roman" w:cs="Times New Roman"/>
+        </w:rPr>
+      </w:pPr>
+      <w:r>
+        <w:rPr>
+          <w:rFonts w:ascii="Times New Roman" w:hAnsi="Times New Roman" w:cs="Times New Roman"/>
+        </w:rPr>
         <w:t>It is responsible for running containers</w:t>
       </w:r>
     </w:p>
@@ -772,8 +1018,14 @@
           <w:ilvl w:val="0"/>
           <w:numId w:val="24"/>
         </w:numPr>
-      </w:pPr>
-      <w:r>
+        <w:rPr>
+          <w:rFonts w:ascii="Times New Roman" w:hAnsi="Times New Roman" w:cs="Times New Roman"/>
+        </w:rPr>
+      </w:pPr>
+      <w:r>
+        <w:rPr>
+          <w:rFonts w:ascii="Times New Roman" w:hAnsi="Times New Roman" w:cs="Times New Roman"/>
+        </w:rPr>
         <w:t>Examples:</w:t>
       </w:r>
     </w:p>
@@ -784,25 +1036,46 @@
           <w:ilvl w:val="0"/>
           <w:numId w:val="24"/>
         </w:numPr>
-      </w:pPr>
-      <w:r>
+        <w:rPr>
+          <w:rFonts w:ascii="Times New Roman" w:hAnsi="Times New Roman" w:cs="Times New Roman"/>
+        </w:rPr>
+      </w:pPr>
+      <w:r>
+        <w:rPr>
+          <w:rFonts w:ascii="Times New Roman" w:hAnsi="Times New Roman" w:cs="Times New Roman"/>
+        </w:rPr>
         <w:t>Docker</w:t>
       </w:r>
       <w:r>
+        <w:rPr>
+          <w:rFonts w:ascii="Times New Roman" w:hAnsi="Times New Roman" w:cs="Times New Roman"/>
+        </w:rPr>
         <w:t xml:space="preserve">, </w:t>
       </w:r>
       <w:proofErr w:type="spellStart"/>
       <w:r>
+        <w:rPr>
+          <w:rFonts w:ascii="Times New Roman" w:hAnsi="Times New Roman" w:cs="Times New Roman"/>
+        </w:rPr>
         <w:t>C</w:t>
       </w:r>
       <w:r>
+        <w:rPr>
+          <w:rFonts w:ascii="Times New Roman" w:hAnsi="Times New Roman" w:cs="Times New Roman"/>
+        </w:rPr>
         <w:t>ontainerd</w:t>
       </w:r>
       <w:proofErr w:type="spellEnd"/>
       <w:r>
+        <w:rPr>
+          <w:rFonts w:ascii="Times New Roman" w:hAnsi="Times New Roman" w:cs="Times New Roman"/>
+        </w:rPr>
         <w:t xml:space="preserve">, </w:t>
       </w:r>
       <w:r>
+        <w:rPr>
+          <w:rFonts w:ascii="Times New Roman" w:hAnsi="Times New Roman" w:cs="Times New Roman"/>
+        </w:rPr>
         <w:t>CRI-O</w:t>
       </w:r>
     </w:p>
@@ -815,11 +1088,15 @@
         </w:numPr>
         <w:rPr>
           <w:rFonts w:ascii="Times New Roman" w:hAnsi="Times New Roman" w:cs="Times New Roman"/>
-        </w:rPr>
-      </w:pPr>
-      <w:r>
-        <w:rPr>
-          <w:rFonts w:ascii="Times New Roman" w:hAnsi="Times New Roman" w:cs="Times New Roman"/>
+          <w:b/>
+          <w:bCs/>
+        </w:rPr>
+      </w:pPr>
+      <w:r>
+        <w:rPr>
+          <w:rFonts w:ascii="Times New Roman" w:hAnsi="Times New Roman" w:cs="Times New Roman"/>
+          <w:b/>
+          <w:bCs/>
         </w:rPr>
         <w:t>Pods</w:t>
       </w:r>
@@ -831,8 +1108,14 @@
           <w:ilvl w:val="0"/>
           <w:numId w:val="23"/>
         </w:numPr>
-      </w:pPr>
-      <w:r>
+        <w:rPr>
+          <w:rFonts w:ascii="Times New Roman" w:hAnsi="Times New Roman" w:cs="Times New Roman"/>
+        </w:rPr>
+      </w:pPr>
+      <w:r>
+        <w:rPr>
+          <w:rFonts w:ascii="Times New Roman" w:hAnsi="Times New Roman" w:cs="Times New Roman"/>
+        </w:rPr>
         <w:t>Pod is the smallest deployable unit in Kubernetes</w:t>
       </w:r>
     </w:p>
@@ -843,8 +1126,14 @@
           <w:ilvl w:val="0"/>
           <w:numId w:val="23"/>
         </w:numPr>
-      </w:pPr>
-      <w:r>
+        <w:rPr>
+          <w:rFonts w:ascii="Times New Roman" w:hAnsi="Times New Roman" w:cs="Times New Roman"/>
+        </w:rPr>
+      </w:pPr>
+      <w:r>
+        <w:rPr>
+          <w:rFonts w:ascii="Times New Roman" w:hAnsi="Times New Roman" w:cs="Times New Roman"/>
+        </w:rPr>
         <w:t>A pod contains one or more containers</w:t>
       </w:r>
     </w:p>
@@ -855,8 +1144,14 @@
           <w:ilvl w:val="0"/>
           <w:numId w:val="23"/>
         </w:numPr>
-      </w:pPr>
-      <w:r>
+        <w:rPr>
+          <w:rFonts w:ascii="Times New Roman" w:hAnsi="Times New Roman" w:cs="Times New Roman"/>
+        </w:rPr>
+      </w:pPr>
+      <w:r>
+        <w:rPr>
+          <w:rFonts w:ascii="Times New Roman" w:hAnsi="Times New Roman" w:cs="Times New Roman"/>
+        </w:rPr>
         <w:t>Applications run inside pods</w:t>
       </w:r>
     </w:p>
@@ -2851,6 +3146,92 @@
     </w:lvl>
   </w:abstractNum>
   <w:abstractNum w:abstractNumId="17" w15:restartNumberingAfterBreak="0">
+    <w:nsid w:val="3AB03D69"/>
+    <w:multiLevelType w:val="hybridMultilevel"/>
+    <w:tmpl w:val="5858937C"/>
+    <w:lvl w:ilvl="0" w:tplc="4009000F">
+      <w:start w:val="1"/>
+      <w:numFmt w:val="decimal"/>
+      <w:lvlText w:val="%1."/>
+      <w:lvlJc w:val="left"/>
+      <w:pPr>
+        <w:ind w:left="720" w:hanging="360"/>
+      </w:pPr>
+    </w:lvl>
+    <w:lvl w:ilvl="1" w:tplc="40090019" w:tentative="1">
+      <w:start w:val="1"/>
+      <w:numFmt w:val="lowerLetter"/>
+      <w:lvlText w:val="%2."/>
+      <w:lvlJc w:val="left"/>
+      <w:pPr>
+        <w:ind w:left="1440" w:hanging="360"/>
+      </w:pPr>
+    </w:lvl>
+    <w:lvl w:ilvl="2" w:tplc="4009001B" w:tentative="1">
+      <w:start w:val="1"/>
+      <w:numFmt w:val="lowerRoman"/>
+      <w:lvlText w:val="%3."/>
+      <w:lvlJc w:val="right"/>
+      <w:pPr>
+        <w:ind w:left="2160" w:hanging="180"/>
+      </w:pPr>
+    </w:lvl>
+    <w:lvl w:ilvl="3" w:tplc="4009000F" w:tentative="1">
+      <w:start w:val="1"/>
+      <w:numFmt w:val="decimal"/>
+      <w:lvlText w:val="%4."/>
+      <w:lvlJc w:val="left"/>
+      <w:pPr>
+        <w:ind w:left="2880" w:hanging="360"/>
+      </w:pPr>
+    </w:lvl>
+    <w:lvl w:ilvl="4" w:tplc="40090019" w:tentative="1">
+      <w:start w:val="1"/>
+      <w:numFmt w:val="lowerLetter"/>
+      <w:lvlText w:val="%5."/>
+      <w:lvlJc w:val="left"/>
+      <w:pPr>
+        <w:ind w:left="3600" w:hanging="360"/>
+      </w:pPr>
+    </w:lvl>
+    <w:lvl w:ilvl="5" w:tplc="4009001B" w:tentative="1">
+      <w:start w:val="1"/>
+      <w:numFmt w:val="lowerRoman"/>
+      <w:lvlText w:val="%6."/>
+      <w:lvlJc w:val="right"/>
+      <w:pPr>
+        <w:ind w:left="4320" w:hanging="180"/>
+      </w:pPr>
+    </w:lvl>
+    <w:lvl w:ilvl="6" w:tplc="4009000F" w:tentative="1">
+      <w:start w:val="1"/>
+      <w:numFmt w:val="decimal"/>
+      <w:lvlText w:val="%7."/>
+      <w:lvlJc w:val="left"/>
+      <w:pPr>
+        <w:ind w:left="5040" w:hanging="360"/>
+      </w:pPr>
+    </w:lvl>
+    <w:lvl w:ilvl="7" w:tplc="40090019" w:tentative="1">
+      <w:start w:val="1"/>
+      <w:numFmt w:val="lowerLetter"/>
+      <w:lvlText w:val="%8."/>
+      <w:lvlJc w:val="left"/>
+      <w:pPr>
+        <w:ind w:left="5760" w:hanging="360"/>
+      </w:pPr>
+    </w:lvl>
+    <w:lvl w:ilvl="8" w:tplc="4009001B" w:tentative="1">
+      <w:start w:val="1"/>
+      <w:numFmt w:val="lowerRoman"/>
+      <w:lvlText w:val="%9."/>
+      <w:lvlJc w:val="right"/>
+      <w:pPr>
+        <w:ind w:left="6480" w:hanging="180"/>
+      </w:pPr>
+    </w:lvl>
+  </w:abstractNum>
+  <w:abstractNum w:abstractNumId="18" w15:restartNumberingAfterBreak="0">
     <w:nsid w:val="3AE1145D"/>
     <w:multiLevelType w:val="hybridMultilevel"/>
     <w:tmpl w:val="520E790E"/>
@@ -2936,7 +3317,7 @@
       </w:pPr>
     </w:lvl>
   </w:abstractNum>
-  <w:abstractNum w:abstractNumId="18" w15:restartNumberingAfterBreak="0">
+  <w:abstractNum w:abstractNumId="19" w15:restartNumberingAfterBreak="0">
     <w:nsid w:val="3B561E8B"/>
     <w:multiLevelType w:val="hybridMultilevel"/>
     <w:tmpl w:val="FCBAFC00"/>
@@ -3049,7 +3430,7 @@
       </w:rPr>
     </w:lvl>
   </w:abstractNum>
-  <w:abstractNum w:abstractNumId="19" w15:restartNumberingAfterBreak="0">
+  <w:abstractNum w:abstractNumId="20" w15:restartNumberingAfterBreak="0">
     <w:nsid w:val="48B92D15"/>
     <w:multiLevelType w:val="hybridMultilevel"/>
     <w:tmpl w:val="4FDABB24"/>
@@ -3162,7 +3543,7 @@
       </w:rPr>
     </w:lvl>
   </w:abstractNum>
-  <w:abstractNum w:abstractNumId="20" w15:restartNumberingAfterBreak="0">
+  <w:abstractNum w:abstractNumId="21" w15:restartNumberingAfterBreak="0">
     <w:nsid w:val="491B501C"/>
     <w:multiLevelType w:val="hybridMultilevel"/>
     <w:tmpl w:val="FE2C98A0"/>
@@ -3275,7 +3656,7 @@
       </w:rPr>
     </w:lvl>
   </w:abstractNum>
-  <w:abstractNum w:abstractNumId="21" w15:restartNumberingAfterBreak="0">
+  <w:abstractNum w:abstractNumId="22" w15:restartNumberingAfterBreak="0">
     <w:nsid w:val="4BE01D09"/>
     <w:multiLevelType w:val="hybridMultilevel"/>
     <w:tmpl w:val="3256675A"/>
@@ -3388,7 +3769,7 @@
       </w:rPr>
     </w:lvl>
   </w:abstractNum>
-  <w:abstractNum w:abstractNumId="22" w15:restartNumberingAfterBreak="0">
+  <w:abstractNum w:abstractNumId="23" w15:restartNumberingAfterBreak="0">
     <w:nsid w:val="4E05552B"/>
     <w:multiLevelType w:val="multilevel"/>
     <w:tmpl w:val="A95C98FA"/>
@@ -3533,7 +3914,7 @@
       </w:rPr>
     </w:lvl>
   </w:abstractNum>
-  <w:abstractNum w:abstractNumId="23" w15:restartNumberingAfterBreak="0">
+  <w:abstractNum w:abstractNumId="24" w15:restartNumberingAfterBreak="0">
     <w:nsid w:val="53B57BEE"/>
     <w:multiLevelType w:val="hybridMultilevel"/>
     <w:tmpl w:val="6A4A2528"/>
@@ -3646,7 +4027,7 @@
       </w:rPr>
     </w:lvl>
   </w:abstractNum>
-  <w:abstractNum w:abstractNumId="24" w15:restartNumberingAfterBreak="0">
+  <w:abstractNum w:abstractNumId="25" w15:restartNumberingAfterBreak="0">
     <w:nsid w:val="57D2674F"/>
     <w:multiLevelType w:val="hybridMultilevel"/>
     <w:tmpl w:val="10D0604E"/>
@@ -3759,7 +4140,7 @@
       </w:rPr>
     </w:lvl>
   </w:abstractNum>
-  <w:abstractNum w:abstractNumId="25" w15:restartNumberingAfterBreak="0">
+  <w:abstractNum w:abstractNumId="26" w15:restartNumberingAfterBreak="0">
     <w:nsid w:val="59234BCF"/>
     <w:multiLevelType w:val="multilevel"/>
     <w:tmpl w:val="113478F4"/>
@@ -3904,7 +4285,7 @@
       </w:rPr>
     </w:lvl>
   </w:abstractNum>
-  <w:abstractNum w:abstractNumId="26" w15:restartNumberingAfterBreak="0">
+  <w:abstractNum w:abstractNumId="27" w15:restartNumberingAfterBreak="0">
     <w:nsid w:val="64612FAF"/>
     <w:multiLevelType w:val="hybridMultilevel"/>
     <w:tmpl w:val="F4006F6C"/>
@@ -4017,7 +4398,7 @@
       </w:rPr>
     </w:lvl>
   </w:abstractNum>
-  <w:abstractNum w:abstractNumId="27" w15:restartNumberingAfterBreak="0">
+  <w:abstractNum w:abstractNumId="28" w15:restartNumberingAfterBreak="0">
     <w:nsid w:val="6AC66BE3"/>
     <w:multiLevelType w:val="hybridMultilevel"/>
     <w:tmpl w:val="7A3846C6"/>
@@ -4130,7 +4511,7 @@
       </w:rPr>
     </w:lvl>
   </w:abstractNum>
-  <w:abstractNum w:abstractNumId="28" w15:restartNumberingAfterBreak="0">
+  <w:abstractNum w:abstractNumId="29" w15:restartNumberingAfterBreak="0">
     <w:nsid w:val="6B0A381D"/>
     <w:multiLevelType w:val="hybridMultilevel"/>
     <w:tmpl w:val="DB284816"/>
@@ -4243,7 +4624,120 @@
       </w:rPr>
     </w:lvl>
   </w:abstractNum>
-  <w:abstractNum w:abstractNumId="29" w15:restartNumberingAfterBreak="0">
+  <w:abstractNum w:abstractNumId="30" w15:restartNumberingAfterBreak="0">
+    <w:nsid w:val="73CA5BBB"/>
+    <w:multiLevelType w:val="hybridMultilevel"/>
+    <w:tmpl w:val="C3E0FDA0"/>
+    <w:lvl w:ilvl="0" w:tplc="40090001">
+      <w:start w:val="1"/>
+      <w:numFmt w:val="bullet"/>
+      <w:lvlText w:val=""/>
+      <w:lvlJc w:val="left"/>
+      <w:pPr>
+        <w:ind w:left="720" w:hanging="360"/>
+      </w:pPr>
+      <w:rPr>
+        <w:rFonts w:ascii="Symbol" w:hAnsi="Symbol" w:hint="default"/>
+      </w:rPr>
+    </w:lvl>
+    <w:lvl w:ilvl="1" w:tplc="40090003" w:tentative="1">
+      <w:start w:val="1"/>
+      <w:numFmt w:val="bullet"/>
+      <w:lvlText w:val="o"/>
+      <w:lvlJc w:val="left"/>
+      <w:pPr>
+        <w:ind w:left="1440" w:hanging="360"/>
+      </w:pPr>
+      <w:rPr>
+        <w:rFonts w:ascii="Courier New" w:hAnsi="Courier New" w:cs="Courier New" w:hint="default"/>
+      </w:rPr>
+    </w:lvl>
+    <w:lvl w:ilvl="2" w:tplc="40090005" w:tentative="1">
+      <w:start w:val="1"/>
+      <w:numFmt w:val="bullet"/>
+      <w:lvlText w:val=""/>
+      <w:lvlJc w:val="left"/>
+      <w:pPr>
+        <w:ind w:left="2160" w:hanging="360"/>
+      </w:pPr>
+      <w:rPr>
+        <w:rFonts w:ascii="Wingdings" w:hAnsi="Wingdings" w:hint="default"/>
+      </w:rPr>
+    </w:lvl>
+    <w:lvl w:ilvl="3" w:tplc="40090001" w:tentative="1">
+      <w:start w:val="1"/>
+      <w:numFmt w:val="bullet"/>
+      <w:lvlText w:val=""/>
+      <w:lvlJc w:val="left"/>
+      <w:pPr>
+        <w:ind w:left="2880" w:hanging="360"/>
+      </w:pPr>
+      <w:rPr>
+        <w:rFonts w:ascii="Symbol" w:hAnsi="Symbol" w:hint="default"/>
+      </w:rPr>
+    </w:lvl>
+    <w:lvl w:ilvl="4" w:tplc="40090003" w:tentative="1">
+      <w:start w:val="1"/>
+      <w:numFmt w:val="bullet"/>
+      <w:lvlText w:val="o"/>
+      <w:lvlJc w:val="left"/>
+      <w:pPr>
+        <w:ind w:left="3600" w:hanging="360"/>
+      </w:pPr>
+      <w:rPr>
+        <w:rFonts w:ascii="Courier New" w:hAnsi="Courier New" w:cs="Courier New" w:hint="default"/>
+      </w:rPr>
+    </w:lvl>
+    <w:lvl w:ilvl="5" w:tplc="40090005" w:tentative="1">
+      <w:start w:val="1"/>
+      <w:numFmt w:val="bullet"/>
+      <w:lvlText w:val=""/>
+      <w:lvlJc w:val="left"/>
+      <w:pPr>
+        <w:ind w:left="4320" w:hanging="360"/>
+      </w:pPr>
+      <w:rPr>
+        <w:rFonts w:ascii="Wingdings" w:hAnsi="Wingdings" w:hint="default"/>
+      </w:rPr>
+    </w:lvl>
+    <w:lvl w:ilvl="6" w:tplc="40090001" w:tentative="1">
+      <w:start w:val="1"/>
+      <w:numFmt w:val="bullet"/>
+      <w:lvlText w:val=""/>
+      <w:lvlJc w:val="left"/>
+      <w:pPr>
+        <w:ind w:left="5040" w:hanging="360"/>
+      </w:pPr>
+      <w:rPr>
+        <w:rFonts w:ascii="Symbol" w:hAnsi="Symbol" w:hint="default"/>
+      </w:rPr>
+    </w:lvl>
+    <w:lvl w:ilvl="7" w:tplc="40090003" w:tentative="1">
+      <w:start w:val="1"/>
+      <w:numFmt w:val="bullet"/>
+      <w:lvlText w:val="o"/>
+      <w:lvlJc w:val="left"/>
+      <w:pPr>
+        <w:ind w:left="5760" w:hanging="360"/>
+      </w:pPr>
+      <w:rPr>
+        <w:rFonts w:ascii="Courier New" w:hAnsi="Courier New" w:cs="Courier New" w:hint="default"/>
+      </w:rPr>
+    </w:lvl>
+    <w:lvl w:ilvl="8" w:tplc="40090005" w:tentative="1">
+      <w:start w:val="1"/>
+      <w:numFmt w:val="bullet"/>
+      <w:lvlText w:val=""/>
+      <w:lvlJc w:val="left"/>
+      <w:pPr>
+        <w:ind w:left="6480" w:hanging="360"/>
+      </w:pPr>
+      <w:rPr>
+        <w:rFonts w:ascii="Wingdings" w:hAnsi="Wingdings" w:hint="default"/>
+      </w:rPr>
+    </w:lvl>
+  </w:abstractNum>
+  <w:abstractNum w:abstractNumId="31" w15:restartNumberingAfterBreak="0">
     <w:nsid w:val="77AA7C7C"/>
     <w:multiLevelType w:val="hybridMultilevel"/>
     <w:tmpl w:val="FC3E7AA6"/>
@@ -4329,7 +4823,7 @@
       </w:pPr>
     </w:lvl>
   </w:abstractNum>
-  <w:abstractNum w:abstractNumId="30" w15:restartNumberingAfterBreak="0">
+  <w:abstractNum w:abstractNumId="32" w15:restartNumberingAfterBreak="0">
     <w:nsid w:val="7D3E7628"/>
     <w:multiLevelType w:val="hybridMultilevel"/>
     <w:tmpl w:val="C6C88AE6"/>
@@ -4418,7 +4912,7 @@
       </w:pPr>
     </w:lvl>
   </w:abstractNum>
-  <w:abstractNum w:abstractNumId="31" w15:restartNumberingAfterBreak="0">
+  <w:abstractNum w:abstractNumId="33" w15:restartNumberingAfterBreak="0">
     <w:nsid w:val="7EEE4374"/>
     <w:multiLevelType w:val="hybridMultilevel"/>
     <w:tmpl w:val="F44CB390"/>
@@ -4505,10 +4999,10 @@
     </w:lvl>
   </w:abstractNum>
   <w:num w:numId="1" w16cid:durableId="883641647">
-    <w:abstractNumId w:val="17"/>
+    <w:abstractNumId w:val="18"/>
   </w:num>
   <w:num w:numId="2" w16cid:durableId="1544518974">
-    <w:abstractNumId w:val="25"/>
+    <w:abstractNumId w:val="26"/>
   </w:num>
   <w:num w:numId="3" w16cid:durableId="450439668">
     <w:abstractNumId w:val="10"/>
@@ -4523,7 +5017,7 @@
     <w:abstractNumId w:val="8"/>
   </w:num>
   <w:num w:numId="7" w16cid:durableId="1208644272">
-    <w:abstractNumId w:val="22"/>
+    <w:abstractNumId w:val="23"/>
   </w:num>
   <w:num w:numId="8" w16cid:durableId="2054233887">
     <w:abstractNumId w:val="7"/>
@@ -4532,10 +5026,10 @@
     <w:abstractNumId w:val="3"/>
   </w:num>
   <w:num w:numId="10" w16cid:durableId="442042777">
-    <w:abstractNumId w:val="28"/>
+    <w:abstractNumId w:val="29"/>
   </w:num>
   <w:num w:numId="11" w16cid:durableId="1210730716">
-    <w:abstractNumId w:val="23"/>
+    <w:abstractNumId w:val="24"/>
   </w:num>
   <w:num w:numId="12" w16cid:durableId="1378579249">
     <w:abstractNumId w:val="14"/>
@@ -4544,13 +5038,13 @@
     <w:abstractNumId w:val="11"/>
   </w:num>
   <w:num w:numId="14" w16cid:durableId="1715500436">
-    <w:abstractNumId w:val="29"/>
+    <w:abstractNumId w:val="31"/>
   </w:num>
   <w:num w:numId="15" w16cid:durableId="743994918">
-    <w:abstractNumId w:val="30"/>
+    <w:abstractNumId w:val="32"/>
   </w:num>
   <w:num w:numId="16" w16cid:durableId="194849057">
-    <w:abstractNumId w:val="31"/>
+    <w:abstractNumId w:val="33"/>
   </w:num>
   <w:num w:numId="17" w16cid:durableId="1698195012">
     <w:abstractNumId w:val="0"/>
@@ -4562,16 +5056,16 @@
     <w:abstractNumId w:val="2"/>
   </w:num>
   <w:num w:numId="20" w16cid:durableId="253707700">
-    <w:abstractNumId w:val="24"/>
+    <w:abstractNumId w:val="25"/>
   </w:num>
   <w:num w:numId="21" w16cid:durableId="713163666">
     <w:abstractNumId w:val="12"/>
   </w:num>
   <w:num w:numId="22" w16cid:durableId="458455109">
-    <w:abstractNumId w:val="21"/>
+    <w:abstractNumId w:val="22"/>
   </w:num>
   <w:num w:numId="23" w16cid:durableId="795683474">
-    <w:abstractNumId w:val="27"/>
+    <w:abstractNumId w:val="28"/>
   </w:num>
   <w:num w:numId="24" w16cid:durableId="283273206">
     <w:abstractNumId w:val="9"/>
@@ -4583,22 +5077,28 @@
     <w:abstractNumId w:val="16"/>
   </w:num>
   <w:num w:numId="27" w16cid:durableId="1578709581">
-    <w:abstractNumId w:val="26"/>
+    <w:abstractNumId w:val="27"/>
   </w:num>
   <w:num w:numId="28" w16cid:durableId="1134639708">
     <w:abstractNumId w:val="5"/>
   </w:num>
   <w:num w:numId="29" w16cid:durableId="451822541">
-    <w:abstractNumId w:val="19"/>
+    <w:abstractNumId w:val="20"/>
   </w:num>
   <w:num w:numId="30" w16cid:durableId="439880175">
-    <w:abstractNumId w:val="20"/>
+    <w:abstractNumId w:val="21"/>
   </w:num>
   <w:num w:numId="31" w16cid:durableId="285359509">
-    <w:abstractNumId w:val="18"/>
+    <w:abstractNumId w:val="19"/>
   </w:num>
   <w:num w:numId="32" w16cid:durableId="719330389">
     <w:abstractNumId w:val="15"/>
+  </w:num>
+  <w:num w:numId="33" w16cid:durableId="1869180457">
+    <w:abstractNumId w:val="30"/>
+  </w:num>
+  <w:num w:numId="34" w16cid:durableId="1352491439">
+    <w:abstractNumId w:val="17"/>
   </w:num>
 </w:numbering>
 </file>
